--- a/pr-preview/pr-503/vignettes/articles/simulate_xsectionalData.docx
+++ b/pr-preview/pr-503/vignettes/articles/simulate_xsectionalData.docx
@@ -1206,7 +1206,7 @@
     </w:p>
     <w:bookmarkEnd w:id="37"/>
     <w:bookmarkEnd w:id="38"/>
-    <w:bookmarkStart w:id="70" w:name="X24b73d39317058ed12ab1d4a79dcd05fba2e1f4"/>
+    <w:bookmarkStart w:id="67" w:name="X24b73d39317058ed12ab1d4a79dcd05fba2e1f4"/>
     <w:p>
       <w:pPr>
         <w:pStyle w:val="Heading1"/>
@@ -1417,7 +1417,7 @@
         </w:drawing>
       </w:r>
     </w:p>
-    <w:bookmarkStart w:id="58" w:name="estimate-incidence-in-each-cluster"/>
+    <w:bookmarkStart w:id="55" w:name="estimate-incidence-in-each-cluster"/>
     <w:p>
       <w:pPr>
         <w:pStyle w:val="Heading2"/>
@@ -1673,6 +1673,265 @@
           <w:rStyle w:val="VerbatimChar"/>
         </w:rPr>
         <w:t xml:space="preserve">DT::datatable()</w:t>
+      </w:r>
+      <w:r>
+        <w:t xml:space="preserve"> </w:t>
+      </w:r>
+      <w:r>
+        <w:t xml:space="preserve">(HTML output only; non-HTML formats print the plain summary table instead,</w:t>
+      </w:r>
+      <w:r>
+        <w:t xml:space="preserve"> </w:t>
+      </w:r>
+      <w:r>
+        <w:t xml:space="preserve">since converting the widget to a static image would require a headless</w:t>
+      </w:r>
+      <w:r>
+        <w:t xml:space="preserve"> </w:t>
+      </w:r>
+      <w:r>
+        <w:t xml:space="preserve">browser).</w:t>
+      </w:r>
+    </w:p>
+    <w:p>
+      <w:pPr>
+        <w:pStyle w:val="SourceCode"/>
+      </w:pPr>
+      <w:r>
+        <w:rPr>
+          <w:rStyle w:val="VerbatimChar"/>
+        </w:rPr>
+        <w:t xml:space="preserve">#&gt; Seroincidence estimated given the following setup:</w:t>
+      </w:r>
+      <w:r>
+        <w:br/>
+      </w:r>
+      <w:r>
+        <w:rPr>
+          <w:rStyle w:val="VerbatimChar"/>
+        </w:rPr>
+        <w:t xml:space="preserve">#&gt; a) Antigen isotypes   : HlyE_IgG, HlyE_IgA </w:t>
+      </w:r>
+      <w:r>
+        <w:br/>
+      </w:r>
+      <w:r>
+        <w:rPr>
+          <w:rStyle w:val="VerbatimChar"/>
+        </w:rPr>
+        <w:t xml:space="preserve">#&gt; b) Strata       : sample_size, lambda.sim, cluster </w:t>
+      </w:r>
+      <w:r>
+        <w:br/>
+      </w:r>
+      <w:r>
+        <w:rPr>
+          <w:rStyle w:val="VerbatimChar"/>
+        </w:rPr>
+        <w:t xml:space="preserve">#&gt; </w:t>
+      </w:r>
+      <w:r>
+        <w:br/>
+      </w:r>
+      <w:r>
+        <w:rPr>
+          <w:rStyle w:val="VerbatimChar"/>
+        </w:rPr>
+        <w:t xml:space="preserve">#&gt;  Seroincidence estimates:</w:t>
+      </w:r>
+      <w:r>
+        <w:br/>
+      </w:r>
+      <w:r>
+        <w:rPr>
+          <w:rStyle w:val="VerbatimChar"/>
+        </w:rPr>
+        <w:t xml:space="preserve">#&gt; # A tibble: 120 × 16</w:t>
+      </w:r>
+      <w:r>
+        <w:br/>
+      </w:r>
+      <w:r>
+        <w:rPr>
+          <w:rStyle w:val="VerbatimChar"/>
+        </w:rPr>
+        <w:t xml:space="preserve">#&gt;    Stratum sample_size lambda.sim cluster     n est.start incidence.rate      SE</w:t>
+      </w:r>
+      <w:r>
+        <w:br/>
+      </w:r>
+      <w:r>
+        <w:rPr>
+          <w:rStyle w:val="VerbatimChar"/>
+        </w:rPr>
+        <w:t xml:space="preserve">#&gt;    &lt;chr&gt;         &lt;dbl&gt;      &lt;dbl&gt;   &lt;int&gt; &lt;int&gt;     &lt;dbl&gt;          &lt;dbl&gt;   &lt;dbl&gt;</w:t>
+      </w:r>
+      <w:r>
+        <w:br/>
+      </w:r>
+      <w:r>
+        <w:rPr>
+          <w:rStyle w:val="VerbatimChar"/>
+        </w:rPr>
+        <w:t xml:space="preserve">#&gt;  1 Stratu…         100       0.05       1   100       0.1         0.0538 0.00958</w:t>
+      </w:r>
+      <w:r>
+        <w:br/>
+      </w:r>
+      <w:r>
+        <w:rPr>
+          <w:rStyle w:val="VerbatimChar"/>
+        </w:rPr>
+        <w:t xml:space="preserve">#&gt;  2 Stratu…         100       0.05       2   100       0.1         0.0462 0.00869</w:t>
+      </w:r>
+      <w:r>
+        <w:br/>
+      </w:r>
+      <w:r>
+        <w:rPr>
+          <w:rStyle w:val="VerbatimChar"/>
+        </w:rPr>
+        <w:t xml:space="preserve">#&gt;  3 Stratu…         100       0.05       3   100       0.1         0.0446 0.00801</w:t>
+      </w:r>
+      <w:r>
+        <w:br/>
+      </w:r>
+      <w:r>
+        <w:rPr>
+          <w:rStyle w:val="VerbatimChar"/>
+        </w:rPr>
+        <w:t xml:space="preserve">#&gt;  4 Stratu…         100       0.05       4   100       0.1         0.0475 0.00819</w:t>
+      </w:r>
+      <w:r>
+        <w:br/>
+      </w:r>
+      <w:r>
+        <w:rPr>
+          <w:rStyle w:val="VerbatimChar"/>
+        </w:rPr>
+        <w:t xml:space="preserve">#&gt;  5 Stratu…         100       0.05       5   100       0.1         0.0560 0.00930</w:t>
+      </w:r>
+      <w:r>
+        <w:br/>
+      </w:r>
+      <w:r>
+        <w:rPr>
+          <w:rStyle w:val="VerbatimChar"/>
+        </w:rPr>
+        <w:t xml:space="preserve">#&gt;  6 Stratu…         100       0.05       6   100       0.1         0.0569 0.00961</w:t>
+      </w:r>
+      <w:r>
+        <w:br/>
+      </w:r>
+      <w:r>
+        <w:rPr>
+          <w:rStyle w:val="VerbatimChar"/>
+        </w:rPr>
+        <w:t xml:space="preserve">#&gt;  7 Stratu…         100       0.05       7   100       0.1         0.0392 0.00743</w:t>
+      </w:r>
+      <w:r>
+        <w:br/>
+      </w:r>
+      <w:r>
+        <w:rPr>
+          <w:rStyle w:val="VerbatimChar"/>
+        </w:rPr>
+        <w:t xml:space="preserve">#&gt;  8 Stratu…         100       0.05       8   100       0.1         0.0698 0.0108 </w:t>
+      </w:r>
+      <w:r>
+        <w:br/>
+      </w:r>
+      <w:r>
+        <w:rPr>
+          <w:rStyle w:val="VerbatimChar"/>
+        </w:rPr>
+        <w:t xml:space="preserve">#&gt;  9 Stratu…         100       0.05       9   100       0.1         0.0557 0.00947</w:t>
+      </w:r>
+      <w:r>
+        <w:br/>
+      </w:r>
+      <w:r>
+        <w:rPr>
+          <w:rStyle w:val="VerbatimChar"/>
+        </w:rPr>
+        <w:t xml:space="preserve">#&gt; 10 Stratu…         100       0.05      10   100       0.1         0.0416 0.00805</w:t>
+      </w:r>
+      <w:r>
+        <w:br/>
+      </w:r>
+      <w:r>
+        <w:rPr>
+          <w:rStyle w:val="VerbatimChar"/>
+        </w:rPr>
+        <w:t xml:space="preserve">#&gt; # ℹ 110 more rows</w:t>
+      </w:r>
+      <w:r>
+        <w:br/>
+      </w:r>
+      <w:r>
+        <w:rPr>
+          <w:rStyle w:val="VerbatimChar"/>
+        </w:rPr>
+        <w:t xml:space="preserve">#&gt; # ℹ 8 more variables: CI.lwr &lt;dbl&gt;, CI.upr &lt;dbl&gt;, se_type &lt;chr&gt;,</w:t>
+      </w:r>
+      <w:r>
+        <w:br/>
+      </w:r>
+      <w:r>
+        <w:rPr>
+          <w:rStyle w:val="VerbatimChar"/>
+        </w:rPr>
+        <w:t xml:space="preserve">#&gt; #   coverage &lt;dbl&gt;, log.lik &lt;dbl&gt;, iterations &lt;int&gt;, antigen.isos &lt;chr&gt;,</w:t>
+      </w:r>
+      <w:r>
+        <w:br/>
+      </w:r>
+      <w:r>
+        <w:rPr>
+          <w:rStyle w:val="VerbatimChar"/>
+        </w:rPr>
+        <w:t xml:space="preserve">#&gt; #   nlm.convergence.code &lt;ord&gt;</w:t>
+      </w:r>
+    </w:p>
+    <w:p>
+      <w:pPr>
+        <w:pStyle w:val="FirstParagraph"/>
+      </w:pPr>
+      <w:r>
+        <w:t xml:space="preserve">We can plot the likelihood for a single simulated cluster</w:t>
+      </w:r>
+      <w:r>
+        <w:t xml:space="preserve"> </w:t>
+      </w:r>
+      <w:r>
+        <w:t xml:space="preserve">by subsetting that simulation in</w:t>
+      </w:r>
+      <w:r>
+        <w:t xml:space="preserve"> </w:t>
+      </w:r>
+      <w:r>
+        <w:rPr>
+          <w:rStyle w:val="VerbatimChar"/>
+        </w:rPr>
+        <w:t xml:space="preserve">ests</w:t>
+      </w:r>
+      <w:r>
+        <w:t xml:space="preserve"> </w:t>
+      </w:r>
+      <w:r>
+        <w:t xml:space="preserve">and calling</w:t>
+      </w:r>
+      <w:r>
+        <w:t xml:space="preserve"> </w:t>
+      </w:r>
+      <w:r>
+        <w:rPr>
+          <w:rStyle w:val="VerbatimChar"/>
+        </w:rPr>
+        <w:t xml:space="preserve">plot()</w:t>
+      </w:r>
+      <w:r>
+        <w:t xml:space="preserve">:</w:t>
       </w:r>
     </w:p>
     <w:p>
@@ -1682,108 +1941,20 @@
       <w:r>
         <w:drawing>
           <wp:inline>
-            <wp:extent cx="5334000" cy="4781926"/>
+            <wp:extent cx="5334000" cy="3809999"/>
             <wp:effectExtent b="0" l="0" r="0" t="0"/>
             <wp:docPr descr="" title="" id="43" name="Picture"/>
             <a:graphic>
               <a:graphicData uri="http://schemas.openxmlformats.org/drawingml/2006/picture">
                 <pic:pic>
                   <pic:nvPicPr>
-                    <pic:cNvPr descr="simulate_xsectionalData_files/figure-docx/unnamed-chunk-13-1.png" id="44" name="Picture"/>
+                    <pic:cNvPr descr="simulate_xsectionalData_files/figure-docx/unnamed-chunk-14-1.png" id="44" name="Picture"/>
                     <pic:cNvPicPr>
                       <a:picLocks noChangeArrowheads="1" noChangeAspect="1"/>
                     </pic:cNvPicPr>
                   </pic:nvPicPr>
                   <pic:blipFill>
                     <a:blip r:embed="rId42"/>
-                    <a:stretch>
-                      <a:fillRect/>
-                    </a:stretch>
-                  </pic:blipFill>
-                  <pic:spPr bwMode="auto">
-                    <a:xfrm>
-                      <a:off x="0" y="0"/>
-                      <a:ext cx="5334000" cy="4781926"/>
-                    </a:xfrm>
-                    <a:prstGeom prst="rect">
-                      <a:avLst/>
-                    </a:prstGeom>
-                    <a:noFill/>
-                    <a:ln w="9525">
-                      <a:noFill/>
-                      <a:headEnd/>
-                      <a:tailEnd/>
-                    </a:ln>
-                  </pic:spPr>
-                </pic:pic>
-              </a:graphicData>
-            </a:graphic>
-          </wp:inline>
-        </w:drawing>
-      </w:r>
-    </w:p>
-    <w:p>
-      <w:pPr>
-        <w:pStyle w:val="BodyText"/>
-      </w:pPr>
-      <w:r>
-        <w:t xml:space="preserve">We can plot the likelihood for a single simulated cluster</w:t>
-      </w:r>
-      <w:r>
-        <w:t xml:space="preserve"> </w:t>
-      </w:r>
-      <w:r>
-        <w:t xml:space="preserve">by subsetting that simulation in</w:t>
-      </w:r>
-      <w:r>
-        <w:t xml:space="preserve"> </w:t>
-      </w:r>
-      <w:r>
-        <w:rPr>
-          <w:rStyle w:val="VerbatimChar"/>
-        </w:rPr>
-        <w:t xml:space="preserve">ests</w:t>
-      </w:r>
-      <w:r>
-        <w:t xml:space="preserve"> </w:t>
-      </w:r>
-      <w:r>
-        <w:t xml:space="preserve">and calling</w:t>
-      </w:r>
-      <w:r>
-        <w:t xml:space="preserve"> </w:t>
-      </w:r>
-      <w:r>
-        <w:rPr>
-          <w:rStyle w:val="VerbatimChar"/>
-        </w:rPr>
-        <w:t xml:space="preserve">plot()</w:t>
-      </w:r>
-      <w:r>
-        <w:t xml:space="preserve">:</w:t>
-      </w:r>
-    </w:p>
-    <w:p>
-      <w:pPr>
-        <w:pStyle w:val="BodyText"/>
-      </w:pPr>
-      <w:r>
-        <w:drawing>
-          <wp:inline>
-            <wp:extent cx="5334000" cy="3809999"/>
-            <wp:effectExtent b="0" l="0" r="0" t="0"/>
-            <wp:docPr descr="" title="" id="46" name="Picture"/>
-            <a:graphic>
-              <a:graphicData uri="http://schemas.openxmlformats.org/drawingml/2006/picture">
-                <pic:pic>
-                  <pic:nvPicPr>
-                    <pic:cNvPr descr="simulate_xsectionalData_files/figure-docx/unnamed-chunk-14-1.png" id="47" name="Picture"/>
-                    <pic:cNvPicPr>
-                      <a:picLocks noChangeArrowheads="1" noChangeAspect="1"/>
-                    </pic:cNvPicPr>
-                  </pic:nvPicPr>
-                  <pic:blipFill>
-                    <a:blip r:embed="rId45"/>
                     <a:stretch>
                       <a:fillRect/>
                     </a:stretch>
@@ -1827,12 +1998,82 @@
           <wp:inline>
             <wp:extent cx="5334000" cy="5334000"/>
             <wp:effectExtent b="0" l="0" r="0" t="0"/>
+            <wp:docPr descr="" title="" id="46" name="Picture"/>
+            <a:graphic>
+              <a:graphicData uri="http://schemas.openxmlformats.org/drawingml/2006/picture">
+                <pic:pic>
+                  <pic:nvPicPr>
+                    <pic:cNvPr descr="simulate_xsectionalData_files/figure-docx/plot-multiple-1.png" id="47" name="Picture"/>
+                    <pic:cNvPicPr>
+                      <a:picLocks noChangeArrowheads="1" noChangeAspect="1"/>
+                    </pic:cNvPicPr>
+                  </pic:nvPicPr>
+                  <pic:blipFill>
+                    <a:blip r:embed="rId45"/>
+                    <a:stretch>
+                      <a:fillRect/>
+                    </a:stretch>
+                  </pic:blipFill>
+                  <pic:spPr bwMode="auto">
+                    <a:xfrm>
+                      <a:off x="0" y="0"/>
+                      <a:ext cx="5334000" cy="5334000"/>
+                    </a:xfrm>
+                    <a:prstGeom prst="rect">
+                      <a:avLst/>
+                    </a:prstGeom>
+                    <a:noFill/>
+                    <a:ln w="9525">
+                      <a:noFill/>
+                      <a:headEnd/>
+                      <a:tailEnd/>
+                    </a:ln>
+                  </pic:spPr>
+                </pic:pic>
+              </a:graphicData>
+            </a:graphic>
+          </wp:inline>
+        </w:drawing>
+      </w:r>
+    </w:p>
+    <w:p>
+      <w:pPr>
+        <w:pStyle w:val="BodyText"/>
+      </w:pPr>
+      <w:r>
+        <w:t xml:space="preserve">The</w:t>
+      </w:r>
+      <w:r>
+        <w:t xml:space="preserve"> </w:t>
+      </w:r>
+      <w:r>
+        <w:rPr>
+          <w:rStyle w:val="VerbatimChar"/>
+        </w:rPr>
+        <w:t xml:space="preserve">log_x</w:t>
+      </w:r>
+      <w:r>
+        <w:t xml:space="preserve"> </w:t>
+      </w:r>
+      <w:r>
+        <w:t xml:space="preserve">argument also works here:</w:t>
+      </w:r>
+    </w:p>
+    <w:p>
+      <w:pPr>
+        <w:pStyle w:val="BodyText"/>
+      </w:pPr>
+      <w:r>
+        <w:drawing>
+          <wp:inline>
+            <wp:extent cx="5334000" cy="5334000"/>
+            <wp:effectExtent b="0" l="0" r="0" t="0"/>
             <wp:docPr descr="" title="" id="49" name="Picture"/>
             <a:graphic>
               <a:graphicData uri="http://schemas.openxmlformats.org/drawingml/2006/picture">
                 <pic:pic>
                   <pic:nvPicPr>
-                    <pic:cNvPr descr="simulate_xsectionalData_files/figure-docx/plot-multiple-1.png" id="50" name="Picture"/>
+                    <pic:cNvPr descr="simulate_xsectionalData_files/figure-docx/plot-multiple-log-1.png" id="50" name="Picture"/>
                     <pic:cNvPicPr>
                       <a:picLocks noChangeArrowheads="1" noChangeAspect="1"/>
                     </pic:cNvPicPr>
@@ -1865,27 +2106,355 @@
         </w:drawing>
       </w:r>
     </w:p>
-    <w:p>
-      <w:pPr>
-        <w:pStyle w:val="BodyText"/>
-      </w:pPr>
-      <w:r>
-        <w:t xml:space="preserve">The</w:t>
-      </w:r>
-      <w:r>
-        <w:t xml:space="preserve"> </w:t>
-      </w:r>
-      <w:r>
-        <w:rPr>
-          <w:rStyle w:val="VerbatimChar"/>
-        </w:rPr>
-        <w:t xml:space="preserve">log_x</w:t>
-      </w:r>
-      <w:r>
-        <w:t xml:space="preserve"> </w:t>
-      </w:r>
-      <w:r>
-        <w:t xml:space="preserve">argument also works here:</w:t>
+    <w:bookmarkStart w:id="54" w:name="nlm-convergence-codes"/>
+    <w:p>
+      <w:pPr>
+        <w:pStyle w:val="Heading3"/>
+      </w:pPr>
+      <w:r>
+        <w:t xml:space="preserve">2.1.1</w:t>
+      </w:r>
+      <w:r>
+        <w:t xml:space="preserve"> </w:t>
+      </w:r>
+      <w:r>
+        <w:rPr>
+          <w:rStyle w:val="VerbatimChar"/>
+        </w:rPr>
+        <w:t xml:space="preserve">nlm()</w:t>
+      </w:r>
+      <w:r>
+        <w:t xml:space="preserve"> </w:t>
+      </w:r>
+      <w:r>
+        <w:t xml:space="preserve">convergence codes</w:t>
+      </w:r>
+    </w:p>
+    <w:p>
+      <w:pPr>
+        <w:pStyle w:val="FirstParagraph"/>
+      </w:pPr>
+      <w:r>
+        <w:t xml:space="preserve">Make sure to check the</w:t>
+      </w:r>
+      <w:r>
+        <w:t xml:space="preserve"> </w:t>
+      </w:r>
+      <w:r>
+        <w:rPr>
+          <w:rStyle w:val="VerbatimChar"/>
+        </w:rPr>
+        <w:t xml:space="preserve">nlm()</w:t>
+      </w:r>
+      <w:r>
+        <w:t xml:space="preserve"> </w:t>
+      </w:r>
+      <w:r>
+        <w:t xml:space="preserve">exit codes (codes 3-5 indicate possible non-convergence):</w:t>
+      </w:r>
+    </w:p>
+    <w:p>
+      <w:pPr>
+        <w:pStyle w:val="SourceCode"/>
+      </w:pPr>
+      <w:r>
+        <w:rPr>
+          <w:rStyle w:val="VerbatimChar"/>
+        </w:rPr>
+        <w:t xml:space="preserve">#&gt; # A tibble: 10 × 2</w:t>
+      </w:r>
+      <w:r>
+        <w:br/>
+      </w:r>
+      <w:r>
+        <w:rPr>
+          <w:rStyle w:val="VerbatimChar"/>
+        </w:rPr>
+        <w:t xml:space="preserve">#&gt;    Stratum     nlm.convergence.code</w:t>
+      </w:r>
+      <w:r>
+        <w:br/>
+      </w:r>
+      <w:r>
+        <w:rPr>
+          <w:rStyle w:val="VerbatimChar"/>
+        </w:rPr>
+        <w:t xml:space="preserve">#&gt;    &lt;chr&gt;       &lt;ord&gt;               </w:t>
+      </w:r>
+      <w:r>
+        <w:br/>
+      </w:r>
+      <w:r>
+        <w:rPr>
+          <w:rStyle w:val="VerbatimChar"/>
+        </w:rPr>
+        <w:t xml:space="preserve">#&gt;  1 Stratum 27  3                   </w:t>
+      </w:r>
+      <w:r>
+        <w:br/>
+      </w:r>
+      <w:r>
+        <w:rPr>
+          <w:rStyle w:val="VerbatimChar"/>
+        </w:rPr>
+        <w:t xml:space="preserve">#&gt;  2 Stratum 41  3                   </w:t>
+      </w:r>
+      <w:r>
+        <w:br/>
+      </w:r>
+      <w:r>
+        <w:rPr>
+          <w:rStyle w:val="VerbatimChar"/>
+        </w:rPr>
+        <w:t xml:space="preserve">#&gt;  3 Stratum 49  3                   </w:t>
+      </w:r>
+      <w:r>
+        <w:br/>
+      </w:r>
+      <w:r>
+        <w:rPr>
+          <w:rStyle w:val="VerbatimChar"/>
+        </w:rPr>
+        <w:t xml:space="preserve">#&gt;  4 Stratum 56  3                   </w:t>
+      </w:r>
+      <w:r>
+        <w:br/>
+      </w:r>
+      <w:r>
+        <w:rPr>
+          <w:rStyle w:val="VerbatimChar"/>
+        </w:rPr>
+        <w:t xml:space="preserve">#&gt;  5 Stratum 75  3                   </w:t>
+      </w:r>
+      <w:r>
+        <w:br/>
+      </w:r>
+      <w:r>
+        <w:rPr>
+          <w:rStyle w:val="VerbatimChar"/>
+        </w:rPr>
+        <w:t xml:space="preserve">#&gt;  6 Stratum 81  3                   </w:t>
+      </w:r>
+      <w:r>
+        <w:br/>
+      </w:r>
+      <w:r>
+        <w:rPr>
+          <w:rStyle w:val="VerbatimChar"/>
+        </w:rPr>
+        <w:t xml:space="preserve">#&gt;  7 Stratum 93  3                   </w:t>
+      </w:r>
+      <w:r>
+        <w:br/>
+      </w:r>
+      <w:r>
+        <w:rPr>
+          <w:rStyle w:val="VerbatimChar"/>
+        </w:rPr>
+        <w:t xml:space="preserve">#&gt;  8 Stratum 97  3                   </w:t>
+      </w:r>
+      <w:r>
+        <w:br/>
+      </w:r>
+      <w:r>
+        <w:rPr>
+          <w:rStyle w:val="VerbatimChar"/>
+        </w:rPr>
+        <w:t xml:space="preserve">#&gt;  9 Stratum 99  3                   </w:t>
+      </w:r>
+      <w:r>
+        <w:br/>
+      </w:r>
+      <w:r>
+        <w:rPr>
+          <w:rStyle w:val="VerbatimChar"/>
+        </w:rPr>
+        <w:t xml:space="preserve">#&gt; 10 Stratum 114 3</w:t>
+      </w:r>
+    </w:p>
+    <w:p>
+      <w:pPr>
+        <w:pStyle w:val="FirstParagraph"/>
+      </w:pPr>
+      <w:r>
+        <w:t xml:space="preserve">Solutions to</w:t>
+      </w:r>
+      <w:r>
+        <w:t xml:space="preserve"> </w:t>
+      </w:r>
+      <w:r>
+        <w:rPr>
+          <w:rStyle w:val="VerbatimChar"/>
+        </w:rPr>
+        <w:t xml:space="preserve">nlm()</w:t>
+      </w:r>
+      <w:r>
+        <w:t xml:space="preserve"> </w:t>
+      </w:r>
+      <w:r>
+        <w:t xml:space="preserve">exit codes 3-5:</w:t>
+      </w:r>
+    </w:p>
+    <w:p>
+      <w:pPr>
+        <w:pStyle w:val="Compact"/>
+        <w:numPr>
+          <w:ilvl w:val="0"/>
+          <w:numId w:val="1002"/>
+        </w:numPr>
+      </w:pPr>
+      <w:r>
+        <w:t xml:space="preserve">3: decrease the</w:t>
+      </w:r>
+      <w:r>
+        <w:t xml:space="preserve"> </w:t>
+      </w:r>
+      <w:r>
+        <w:rPr>
+          <w:rStyle w:val="VerbatimChar"/>
+        </w:rPr>
+        <w:t xml:space="preserve">stepmin</w:t>
+      </w:r>
+      <w:r>
+        <w:t xml:space="preserve"> </w:t>
+      </w:r>
+      <w:r>
+        <w:t xml:space="preserve">argument to</w:t>
+      </w:r>
+      <w:r>
+        <w:t xml:space="preserve"> </w:t>
+      </w:r>
+      <w:r>
+        <w:rPr>
+          <w:rStyle w:val="VerbatimChar"/>
+        </w:rPr>
+        <w:t xml:space="preserve">est_seroincidence()</w:t>
+      </w:r>
+      <w:r>
+        <w:t xml:space="preserve">/</w:t>
+      </w:r>
+      <w:r>
+        <w:rPr>
+          <w:rStyle w:val="VerbatimChar"/>
+        </w:rPr>
+        <w:t xml:space="preserve">est_seroincidence_by()</w:t>
+      </w:r>
+    </w:p>
+    <w:p>
+      <w:pPr>
+        <w:pStyle w:val="Compact"/>
+        <w:numPr>
+          <w:ilvl w:val="0"/>
+          <w:numId w:val="1002"/>
+        </w:numPr>
+      </w:pPr>
+      <w:r>
+        <w:t xml:space="preserve">4: increase the</w:t>
+      </w:r>
+      <w:r>
+        <w:t xml:space="preserve"> </w:t>
+      </w:r>
+      <w:r>
+        <w:rPr>
+          <w:rStyle w:val="VerbatimChar"/>
+        </w:rPr>
+        <w:t xml:space="preserve">iterlim</w:t>
+      </w:r>
+      <w:r>
+        <w:t xml:space="preserve"> </w:t>
+      </w:r>
+      <w:r>
+        <w:t xml:space="preserve">argument to</w:t>
+      </w:r>
+      <w:r>
+        <w:t xml:space="preserve"> </w:t>
+      </w:r>
+      <w:r>
+        <w:rPr>
+          <w:rStyle w:val="VerbatimChar"/>
+        </w:rPr>
+        <w:t xml:space="preserve">est_seroincidence()</w:t>
+      </w:r>
+      <w:r>
+        <w:t xml:space="preserve">/</w:t>
+      </w:r>
+      <w:r>
+        <w:rPr>
+          <w:rStyle w:val="VerbatimChar"/>
+        </w:rPr>
+        <w:t xml:space="preserve">est_seroincidence_by()</w:t>
+      </w:r>
+    </w:p>
+    <w:p>
+      <w:pPr>
+        <w:pStyle w:val="Compact"/>
+        <w:numPr>
+          <w:ilvl w:val="0"/>
+          <w:numId w:val="1002"/>
+        </w:numPr>
+      </w:pPr>
+      <w:r>
+        <w:t xml:space="preserve">5: increase the</w:t>
+      </w:r>
+      <w:r>
+        <w:t xml:space="preserve"> </w:t>
+      </w:r>
+      <w:r>
+        <w:rPr>
+          <w:rStyle w:val="VerbatimChar"/>
+        </w:rPr>
+        <w:t xml:space="preserve">stepmax</w:t>
+      </w:r>
+      <w:r>
+        <w:t xml:space="preserve"> </w:t>
+      </w:r>
+      <w:r>
+        <w:t xml:space="preserve">argument to</w:t>
+      </w:r>
+      <w:r>
+        <w:t xml:space="preserve"> </w:t>
+      </w:r>
+      <w:r>
+        <w:rPr>
+          <w:rStyle w:val="VerbatimChar"/>
+        </w:rPr>
+        <w:t xml:space="preserve">est_seroincidence()</w:t>
+      </w:r>
+      <w:r>
+        <w:t xml:space="preserve">/</w:t>
+      </w:r>
+      <w:r>
+        <w:rPr>
+          <w:rStyle w:val="VerbatimChar"/>
+        </w:rPr>
+        <w:t xml:space="preserve">est_seroincidence_by()</w:t>
+      </w:r>
+    </w:p>
+    <w:p>
+      <w:pPr>
+        <w:pStyle w:val="FirstParagraph"/>
+      </w:pPr>
+      <w:r>
+        <w:t xml:space="preserve">We can extract the indices of problematic strata, if there are any:</w:t>
+      </w:r>
+    </w:p>
+    <w:p>
+      <w:pPr>
+        <w:pStyle w:val="SourceCode"/>
+      </w:pPr>
+      <w:r>
+        <w:rPr>
+          <w:rStyle w:val="VerbatimChar"/>
+        </w:rPr>
+        <w:t xml:space="preserve">#&gt;  [1]  27  41  49  56  75  81  93  97  99 114</w:t>
+      </w:r>
+    </w:p>
+    <w:p>
+      <w:pPr>
+        <w:pStyle w:val="FirstParagraph"/>
+      </w:pPr>
+      <w:r>
+        <w:t xml:space="preserve">If any clusters had problems, we can take a look:</w:t>
       </w:r>
     </w:p>
     <w:p>
@@ -1902,7 +2471,7 @@
               <a:graphicData uri="http://schemas.openxmlformats.org/drawingml/2006/picture">
                 <pic:pic>
                   <pic:nvPicPr>
-                    <pic:cNvPr descr="simulate_xsectionalData_files/figure-docx/plot-multiple-log-1.png" id="53" name="Picture"/>
+                    <pic:cNvPr descr="simulate_xsectionalData_files/figure-docx/unnamed-chunk-16-1.png" id="53" name="Picture"/>
                     <pic:cNvPicPr>
                       <a:picLocks noChangeArrowheads="1" noChangeAspect="1"/>
                     </pic:cNvPicPr>
@@ -1935,13 +2504,24 @@
         </w:drawing>
       </w:r>
     </w:p>
-    <w:bookmarkStart w:id="57" w:name="nlm-convergence-codes"/>
-    <w:p>
-      <w:pPr>
-        <w:pStyle w:val="Heading3"/>
-      </w:pPr>
-      <w:r>
-        <w:t xml:space="preserve">2.1.1</w:t>
+    <w:p>
+      <w:pPr>
+        <w:pStyle w:val="BodyText"/>
+      </w:pPr>
+      <w:r>
+        <w:t xml:space="preserve">If any of the fits don’t appear to be at the maximum likelihood,</w:t>
+      </w:r>
+      <w:r>
+        <w:t xml:space="preserve"> </w:t>
+      </w:r>
+      <w:r>
+        <w:t xml:space="preserve">we should re-run those clusters,</w:t>
+      </w:r>
+      <w:r>
+        <w:t xml:space="preserve"> </w:t>
+      </w:r>
+      <w:r>
+        <w:t xml:space="preserve">adjusting the</w:t>
       </w:r>
       <w:r>
         <w:t xml:space="preserve"> </w:t>
@@ -1956,7 +2536,18 @@
         <w:t xml:space="preserve"> </w:t>
       </w:r>
       <w:r>
-        <w:t xml:space="preserve">convergence codes</w:t>
+        <w:t xml:space="preserve">settings appropriately, to be sure.</w:t>
+      </w:r>
+    </w:p>
+    <w:bookmarkEnd w:id="54"/>
+    <w:bookmarkEnd w:id="55"/>
+    <w:bookmarkStart w:id="62" w:name="X75c999e0445a44cc44c2d85097c21765a4b27e4"/>
+    <w:p>
+      <w:pPr>
+        <w:pStyle w:val="Heading2"/>
+      </w:pPr>
+      <w:r>
+        <w:t xml:space="preserve">2.2 plot distribution of estimates by simulated incidence rate</w:t>
       </w:r>
     </w:p>
     <w:p>
@@ -1964,326 +2555,7 @@
         <w:pStyle w:val="FirstParagraph"/>
       </w:pPr>
       <w:r>
-        <w:t xml:space="preserve">Make sure to check the</w:t>
-      </w:r>
-      <w:r>
-        <w:t xml:space="preserve"> </w:t>
-      </w:r>
-      <w:r>
-        <w:rPr>
-          <w:rStyle w:val="VerbatimChar"/>
-        </w:rPr>
-        <w:t xml:space="preserve">nlm()</w:t>
-      </w:r>
-      <w:r>
-        <w:t xml:space="preserve"> </w:t>
-      </w:r>
-      <w:r>
-        <w:t xml:space="preserve">exit codes (codes 3-5 indicate possible non-convergence):</w:t>
-      </w:r>
-    </w:p>
-    <w:p>
-      <w:pPr>
-        <w:pStyle w:val="SourceCode"/>
-      </w:pPr>
-      <w:r>
-        <w:rPr>
-          <w:rStyle w:val="VerbatimChar"/>
-        </w:rPr>
-        <w:t xml:space="preserve">#&gt; # A tibble: 10 × 2</w:t>
-      </w:r>
-      <w:r>
-        <w:br/>
-      </w:r>
-      <w:r>
-        <w:rPr>
-          <w:rStyle w:val="VerbatimChar"/>
-        </w:rPr>
-        <w:t xml:space="preserve">#&gt;    Stratum     nlm.convergence.code</w:t>
-      </w:r>
-      <w:r>
-        <w:br/>
-      </w:r>
-      <w:r>
-        <w:rPr>
-          <w:rStyle w:val="VerbatimChar"/>
-        </w:rPr>
-        <w:t xml:space="preserve">#&gt;    &lt;chr&gt;       &lt;ord&gt;               </w:t>
-      </w:r>
-      <w:r>
-        <w:br/>
-      </w:r>
-      <w:r>
-        <w:rPr>
-          <w:rStyle w:val="VerbatimChar"/>
-        </w:rPr>
-        <w:t xml:space="preserve">#&gt;  1 Stratum 27  3                   </w:t>
-      </w:r>
-      <w:r>
-        <w:br/>
-      </w:r>
-      <w:r>
-        <w:rPr>
-          <w:rStyle w:val="VerbatimChar"/>
-        </w:rPr>
-        <w:t xml:space="preserve">#&gt;  2 Stratum 41  3                   </w:t>
-      </w:r>
-      <w:r>
-        <w:br/>
-      </w:r>
-      <w:r>
-        <w:rPr>
-          <w:rStyle w:val="VerbatimChar"/>
-        </w:rPr>
-        <w:t xml:space="preserve">#&gt;  3 Stratum 49  3                   </w:t>
-      </w:r>
-      <w:r>
-        <w:br/>
-      </w:r>
-      <w:r>
-        <w:rPr>
-          <w:rStyle w:val="VerbatimChar"/>
-        </w:rPr>
-        <w:t xml:space="preserve">#&gt;  4 Stratum 56  3                   </w:t>
-      </w:r>
-      <w:r>
-        <w:br/>
-      </w:r>
-      <w:r>
-        <w:rPr>
-          <w:rStyle w:val="VerbatimChar"/>
-        </w:rPr>
-        <w:t xml:space="preserve">#&gt;  5 Stratum 75  3                   </w:t>
-      </w:r>
-      <w:r>
-        <w:br/>
-      </w:r>
-      <w:r>
-        <w:rPr>
-          <w:rStyle w:val="VerbatimChar"/>
-        </w:rPr>
-        <w:t xml:space="preserve">#&gt;  6 Stratum 81  3                   </w:t>
-      </w:r>
-      <w:r>
-        <w:br/>
-      </w:r>
-      <w:r>
-        <w:rPr>
-          <w:rStyle w:val="VerbatimChar"/>
-        </w:rPr>
-        <w:t xml:space="preserve">#&gt;  7 Stratum 93  3                   </w:t>
-      </w:r>
-      <w:r>
-        <w:br/>
-      </w:r>
-      <w:r>
-        <w:rPr>
-          <w:rStyle w:val="VerbatimChar"/>
-        </w:rPr>
-        <w:t xml:space="preserve">#&gt;  8 Stratum 97  3                   </w:t>
-      </w:r>
-      <w:r>
-        <w:br/>
-      </w:r>
-      <w:r>
-        <w:rPr>
-          <w:rStyle w:val="VerbatimChar"/>
-        </w:rPr>
-        <w:t xml:space="preserve">#&gt;  9 Stratum 99  3                   </w:t>
-      </w:r>
-      <w:r>
-        <w:br/>
-      </w:r>
-      <w:r>
-        <w:rPr>
-          <w:rStyle w:val="VerbatimChar"/>
-        </w:rPr>
-        <w:t xml:space="preserve">#&gt; 10 Stratum 114 3</w:t>
-      </w:r>
-    </w:p>
-    <w:p>
-      <w:pPr>
-        <w:pStyle w:val="FirstParagraph"/>
-      </w:pPr>
-      <w:r>
-        <w:t xml:space="preserve">Solutions to</w:t>
-      </w:r>
-      <w:r>
-        <w:t xml:space="preserve"> </w:t>
-      </w:r>
-      <w:r>
-        <w:rPr>
-          <w:rStyle w:val="VerbatimChar"/>
-        </w:rPr>
-        <w:t xml:space="preserve">nlm()</w:t>
-      </w:r>
-      <w:r>
-        <w:t xml:space="preserve"> </w:t>
-      </w:r>
-      <w:r>
-        <w:t xml:space="preserve">exit codes 3-5:</w:t>
-      </w:r>
-    </w:p>
-    <w:p>
-      <w:pPr>
-        <w:pStyle w:val="Compact"/>
-        <w:numPr>
-          <w:ilvl w:val="0"/>
-          <w:numId w:val="1002"/>
-        </w:numPr>
-      </w:pPr>
-      <w:r>
-        <w:t xml:space="preserve">3: decrease the</w:t>
-      </w:r>
-      <w:r>
-        <w:t xml:space="preserve"> </w:t>
-      </w:r>
-      <w:r>
-        <w:rPr>
-          <w:rStyle w:val="VerbatimChar"/>
-        </w:rPr>
-        <w:t xml:space="preserve">stepmin</w:t>
-      </w:r>
-      <w:r>
-        <w:t xml:space="preserve"> </w:t>
-      </w:r>
-      <w:r>
-        <w:t xml:space="preserve">argument to</w:t>
-      </w:r>
-      <w:r>
-        <w:t xml:space="preserve"> </w:t>
-      </w:r>
-      <w:r>
-        <w:rPr>
-          <w:rStyle w:val="VerbatimChar"/>
-        </w:rPr>
-        <w:t xml:space="preserve">est_seroincidence()</w:t>
-      </w:r>
-      <w:r>
-        <w:t xml:space="preserve">/</w:t>
-      </w:r>
-      <w:r>
-        <w:rPr>
-          <w:rStyle w:val="VerbatimChar"/>
-        </w:rPr>
-        <w:t xml:space="preserve">est_seroincidence_by()</w:t>
-      </w:r>
-    </w:p>
-    <w:p>
-      <w:pPr>
-        <w:pStyle w:val="Compact"/>
-        <w:numPr>
-          <w:ilvl w:val="0"/>
-          <w:numId w:val="1002"/>
-        </w:numPr>
-      </w:pPr>
-      <w:r>
-        <w:t xml:space="preserve">4: increase the</w:t>
-      </w:r>
-      <w:r>
-        <w:t xml:space="preserve"> </w:t>
-      </w:r>
-      <w:r>
-        <w:rPr>
-          <w:rStyle w:val="VerbatimChar"/>
-        </w:rPr>
-        <w:t xml:space="preserve">iterlim</w:t>
-      </w:r>
-      <w:r>
-        <w:t xml:space="preserve"> </w:t>
-      </w:r>
-      <w:r>
-        <w:t xml:space="preserve">argument to</w:t>
-      </w:r>
-      <w:r>
-        <w:t xml:space="preserve"> </w:t>
-      </w:r>
-      <w:r>
-        <w:rPr>
-          <w:rStyle w:val="VerbatimChar"/>
-        </w:rPr>
-        <w:t xml:space="preserve">est_seroincidence()</w:t>
-      </w:r>
-      <w:r>
-        <w:t xml:space="preserve">/</w:t>
-      </w:r>
-      <w:r>
-        <w:rPr>
-          <w:rStyle w:val="VerbatimChar"/>
-        </w:rPr>
-        <w:t xml:space="preserve">est_seroincidence_by()</w:t>
-      </w:r>
-    </w:p>
-    <w:p>
-      <w:pPr>
-        <w:pStyle w:val="Compact"/>
-        <w:numPr>
-          <w:ilvl w:val="0"/>
-          <w:numId w:val="1002"/>
-        </w:numPr>
-      </w:pPr>
-      <w:r>
-        <w:t xml:space="preserve">5: increase the</w:t>
-      </w:r>
-      <w:r>
-        <w:t xml:space="preserve"> </w:t>
-      </w:r>
-      <w:r>
-        <w:rPr>
-          <w:rStyle w:val="VerbatimChar"/>
-        </w:rPr>
-        <w:t xml:space="preserve">stepmax</w:t>
-      </w:r>
-      <w:r>
-        <w:t xml:space="preserve"> </w:t>
-      </w:r>
-      <w:r>
-        <w:t xml:space="preserve">argument to</w:t>
-      </w:r>
-      <w:r>
-        <w:t xml:space="preserve"> </w:t>
-      </w:r>
-      <w:r>
-        <w:rPr>
-          <w:rStyle w:val="VerbatimChar"/>
-        </w:rPr>
-        <w:t xml:space="preserve">est_seroincidence()</w:t>
-      </w:r>
-      <w:r>
-        <w:t xml:space="preserve">/</w:t>
-      </w:r>
-      <w:r>
-        <w:rPr>
-          <w:rStyle w:val="VerbatimChar"/>
-        </w:rPr>
-        <w:t xml:space="preserve">est_seroincidence_by()</w:t>
-      </w:r>
-    </w:p>
-    <w:p>
-      <w:pPr>
-        <w:pStyle w:val="FirstParagraph"/>
-      </w:pPr>
-      <w:r>
-        <w:t xml:space="preserve">We can extract the indices of problematic strata, if there are any:</w:t>
-      </w:r>
-    </w:p>
-    <w:p>
-      <w:pPr>
-        <w:pStyle w:val="SourceCode"/>
-      </w:pPr>
-      <w:r>
-        <w:rPr>
-          <w:rStyle w:val="VerbatimChar"/>
-        </w:rPr>
-        <w:t xml:space="preserve">#&gt;  [1]  27  41  49  56  75  81  93  97  99 114</w:t>
-      </w:r>
-    </w:p>
-    <w:p>
-      <w:pPr>
-        <w:pStyle w:val="FirstParagraph"/>
-      </w:pPr>
-      <w:r>
-        <w:t xml:space="preserve">If any clusters had problems, we can take a look:</w:t>
+        <w:t xml:space="preserve">Finally, we can look at our simulation results:</w:t>
       </w:r>
     </w:p>
     <w:p>
@@ -2293,20 +2565,20 @@
       <w:r>
         <w:drawing>
           <wp:inline>
-            <wp:extent cx="5334000" cy="5334000"/>
+            <wp:extent cx="5334000" cy="3809999"/>
             <wp:effectExtent b="0" l="0" r="0" t="0"/>
-            <wp:docPr descr="" title="" id="55" name="Picture"/>
+            <wp:docPr descr="" title="" id="57" name="Picture"/>
             <a:graphic>
               <a:graphicData uri="http://schemas.openxmlformats.org/drawingml/2006/picture">
                 <pic:pic>
                   <pic:nvPicPr>
-                    <pic:cNvPr descr="simulate_xsectionalData_files/figure-docx/unnamed-chunk-16-1.png" id="56" name="Picture"/>
+                    <pic:cNvPr descr="simulate_xsectionalData_files/figure-docx/graph-1.png" id="58" name="Picture"/>
                     <pic:cNvPicPr>
                       <a:picLocks noChangeArrowheads="1" noChangeAspect="1"/>
                     </pic:cNvPicPr>
                   </pic:nvPicPr>
                   <pic:blipFill>
-                    <a:blip r:embed="rId54"/>
+                    <a:blip r:embed="rId56"/>
                     <a:stretch>
                       <a:fillRect/>
                     </a:stretch>
@@ -2314,7 +2586,7 @@
                   <pic:spPr bwMode="auto">
                     <a:xfrm>
                       <a:off x="0" y="0"/>
-                      <a:ext cx="5334000" cy="5334000"/>
+                      <a:ext cx="5334000" cy="3809999"/>
                     </a:xfrm>
                     <a:prstGeom prst="rect">
                       <a:avLst/>
@@ -2334,49 +2606,10 @@
       </w:r>
     </w:p>
     <w:p>
-      <w:pPr>
-        <w:pStyle w:val="BodyText"/>
-      </w:pPr>
-      <w:r>
-        <w:t xml:space="preserve">If any of the fits don’t appear to be at the maximum likelihood,</w:t>
-      </w:r>
-      <w:r>
-        <w:t xml:space="preserve"> </w:t>
-      </w:r>
-      <w:r>
-        <w:t xml:space="preserve">we should re-run those clusters,</w:t>
-      </w:r>
-      <w:r>
-        <w:t xml:space="preserve"> </w:t>
-      </w:r>
-      <w:r>
-        <w:t xml:space="preserve">adjusting the</w:t>
-      </w:r>
-      <w:r>
-        <w:t xml:space="preserve"> </w:t>
-      </w:r>
-      <w:r>
-        <w:rPr>
-          <w:rStyle w:val="VerbatimChar"/>
-        </w:rPr>
-        <w:t xml:space="preserve">nlm()</w:t>
-      </w:r>
-      <w:r>
-        <w:t xml:space="preserve"> </w:t>
-      </w:r>
-      <w:r>
-        <w:t xml:space="preserve">settings appropriately, to be sure.</w:t>
-      </w:r>
-    </w:p>
-    <w:bookmarkEnd w:id="57"/>
-    <w:bookmarkEnd w:id="58"/>
-    <w:bookmarkStart w:id="65" w:name="X75c999e0445a44cc44c2d85097c21765a4b27e4"/>
-    <w:p>
-      <w:pPr>
-        <w:pStyle w:val="Heading2"/>
-      </w:pPr>
-      <w:r>
-        <w:t xml:space="preserve">2.2 plot distribution of estimates by simulated incidence rate</w:t>
+      <w:r>
+        <w:pict>
+          <v:rect style="width:0;height:1.5pt" o:hralign="center" o:hrstd="t" o:hr="t"/>
+        </w:pict>
       </w:r>
     </w:p>
     <w:p>
@@ -2384,12 +2617,166 @@
         <w:pStyle w:val="FirstParagraph"/>
       </w:pPr>
       <w:r>
-        <w:t xml:space="preserve">Finally, we can look at our simulation results:</w:t>
-      </w:r>
-    </w:p>
-    <w:p>
-      <w:pPr>
-        <w:pStyle w:val="BodyText"/>
+        <w:t xml:space="preserve">We can analyze the simulation results with</w:t>
+      </w:r>
+      <w:r>
+        <w:t xml:space="preserve"> </w:t>
+      </w:r>
+      <w:r>
+        <w:rPr>
+          <w:rStyle w:val="VerbatimChar"/>
+        </w:rPr>
+        <w:t xml:space="preserve">analyze_sims()</w:t>
+      </w:r>
+      <w:r>
+        <w:t xml:space="preserve">:</w:t>
+      </w:r>
+    </w:p>
+    <w:p>
+      <w:pPr>
+        <w:pStyle w:val="SourceCode"/>
+      </w:pPr>
+      <w:r>
+        <w:rPr>
+          <w:rStyle w:val="VerbatimChar"/>
+        </w:rPr>
+        <w:t xml:space="preserve">#&gt; # A tibble: 6 × 8</w:t>
+      </w:r>
+      <w:r>
+        <w:br/>
+      </w:r>
+      <w:r>
+        <w:rPr>
+          <w:rStyle w:val="VerbatimChar"/>
+        </w:rPr>
+        <w:t xml:space="preserve">#&gt;   lambda.sim sample_size    Bias Mean_Est_SE Empirical_SE   RMSE Mean_CI_Width</w:t>
+      </w:r>
+      <w:r>
+        <w:br/>
+      </w:r>
+      <w:r>
+        <w:rPr>
+          <w:rStyle w:val="VerbatimChar"/>
+        </w:rPr>
+        <w:t xml:space="preserve">#&gt;        &lt;dbl&gt;       &lt;dbl&gt;   &lt;dbl&gt;       &lt;dbl&gt;        &lt;dbl&gt;  &lt;dbl&gt;         &lt;dbl&gt;</w:t>
+      </w:r>
+      <w:r>
+        <w:br/>
+      </w:r>
+      <w:r>
+        <w:rPr>
+          <w:rStyle w:val="VerbatimChar"/>
+        </w:rPr>
+        <w:t xml:space="preserve">#&gt; 1       0.05         100 0.00292     0.00906       0.0102 0.0103        0.0362</w:t>
+      </w:r>
+      <w:r>
+        <w:br/>
+      </w:r>
+      <w:r>
+        <w:rPr>
+          <w:rStyle w:val="VerbatimChar"/>
+        </w:rPr>
+        <w:t xml:space="preserve">#&gt; 2       0.1          100 0.00894     0.0144        0.0204 0.0218        0.0571</w:t>
+      </w:r>
+      <w:r>
+        <w:br/>
+      </w:r>
+      <w:r>
+        <w:rPr>
+          <w:rStyle w:val="VerbatimChar"/>
+        </w:rPr>
+        <w:t xml:space="preserve">#&gt; 3       0.15         100 0.0222      0.0199        0.0183 0.0285        0.0786</w:t>
+      </w:r>
+      <w:r>
+        <w:br/>
+      </w:r>
+      <w:r>
+        <w:rPr>
+          <w:rStyle w:val="VerbatimChar"/>
+        </w:rPr>
+        <w:t xml:space="preserve">#&gt; 4       0.2          100 0.0269      0.0243        0.0319 0.0411        0.0958</w:t>
+      </w:r>
+      <w:r>
+        <w:br/>
+      </w:r>
+      <w:r>
+        <w:rPr>
+          <w:rStyle w:val="VerbatimChar"/>
+        </w:rPr>
+        <w:t xml:space="preserve">#&gt; 5       0.5          100 0.0857      0.0568        0.0758 0.113         0.224 </w:t>
+      </w:r>
+      <w:r>
+        <w:br/>
+      </w:r>
+      <w:r>
+        <w:rPr>
+          <w:rStyle w:val="VerbatimChar"/>
+        </w:rPr>
+        <w:t xml:space="preserve">#&gt; 6       0.8          100 0.172       0.0989        0.115  0.205         0.390 </w:t>
+      </w:r>
+      <w:r>
+        <w:br/>
+      </w:r>
+      <w:r>
+        <w:rPr>
+          <w:rStyle w:val="VerbatimChar"/>
+        </w:rPr>
+        <w:t xml:space="preserve">#&gt; # ℹ 1 more variable: CI_Coverage &lt;dbl&gt;</w:t>
+      </w:r>
+    </w:p>
+    <w:p>
+      <w:r>
+        <w:pict>
+          <v:rect style="width:0;height:1.5pt" o:hralign="center" o:hrstd="t" o:hr="t"/>
+        </w:pict>
+      </w:r>
+    </w:p>
+    <w:p>
+      <w:pPr>
+        <w:pStyle w:val="FirstParagraph"/>
+      </w:pPr>
+      <w:r>
+        <w:t xml:space="preserve">We can graph the analysis results with an</w:t>
+      </w:r>
+      <w:r>
+        <w:t xml:space="preserve"> </w:t>
+      </w:r>
+      <w:r>
+        <w:rPr>
+          <w:rStyle w:val="VerbatimChar"/>
+        </w:rPr>
+        <w:t xml:space="preserve">autoplot()</w:t>
+      </w:r>
+      <w:r>
+        <w:t xml:space="preserve"> </w:t>
+      </w:r>
+      <w:r>
+        <w:t xml:space="preserve">method:</w:t>
+      </w:r>
+    </w:p>
+    <w:p>
+      <w:pPr>
+        <w:pStyle w:val="SourceCode"/>
+      </w:pPr>
+      <w:r>
+        <w:rPr>
+          <w:rStyle w:val="VerbatimChar"/>
+        </w:rPr>
+        <w:t xml:space="preserve">#&gt; `geom_line()`: Each group consists of only one observation.</w:t>
+      </w:r>
+      <w:r>
+        <w:br/>
+      </w:r>
+      <w:r>
+        <w:rPr>
+          <w:rStyle w:val="VerbatimChar"/>
+        </w:rPr>
+        <w:t xml:space="preserve">#&gt; ℹ Do you need to adjust the group aesthetic?</w:t>
+      </w:r>
+    </w:p>
+    <w:p>
+      <w:pPr>
+        <w:pStyle w:val="FirstParagraph"/>
       </w:pPr>
       <w:r>
         <w:drawing>
@@ -2401,7 +2788,7 @@
               <a:graphicData uri="http://schemas.openxmlformats.org/drawingml/2006/picture">
                 <pic:pic>
                   <pic:nvPicPr>
-                    <pic:cNvPr descr="simulate_xsectionalData_files/figure-docx/graph-1.png" id="61" name="Picture"/>
+                    <pic:cNvPr descr="simulate_xsectionalData_files/figure-docx/unnamed-chunk-18-1.png" id="61" name="Picture"/>
                     <pic:cNvPicPr>
                       <a:picLocks noChangeArrowheads="1" noChangeAspect="1"/>
                     </pic:cNvPicPr>
@@ -2434,11 +2821,23 @@
         </w:drawing>
       </w:r>
     </w:p>
-    <w:p>
-      <w:r>
-        <w:pict>
-          <v:rect style="width:0;height:1.5pt" o:hralign="center" o:hrstd="t" o:hr="t"/>
-        </w:pict>
+    <w:bookmarkEnd w:id="62"/>
+    <w:bookmarkStart w:id="66" w:name="effect-of-renew_params"/>
+    <w:p>
+      <w:pPr>
+        <w:pStyle w:val="Heading2"/>
+      </w:pPr>
+      <w:r>
+        <w:t xml:space="preserve">2.3 Effect of</w:t>
+      </w:r>
+      <w:r>
+        <w:t xml:space="preserve"> </w:t>
+      </w:r>
+      <w:r>
+        <w:rPr>
+          <w:rStyle w:val="VerbatimChar"/>
+        </w:rPr>
+        <w:t xml:space="preserve">renew_params</w:t>
       </w:r>
     </w:p>
     <w:p>
@@ -2446,184 +2845,63 @@
         <w:pStyle w:val="FirstParagraph"/>
       </w:pPr>
       <w:r>
-        <w:t xml:space="preserve">We can analyze the simulation results with</w:t>
-      </w:r>
-      <w:r>
-        <w:t xml:space="preserve"> </w:t>
-      </w:r>
-      <w:r>
-        <w:rPr>
-          <w:rStyle w:val="VerbatimChar"/>
-        </w:rPr>
-        <w:t xml:space="preserve">analyze_sims()</w:t>
-      </w:r>
-      <w:r>
-        <w:t xml:space="preserve">:</w:t>
-      </w:r>
-    </w:p>
-    <w:p>
-      <w:pPr>
-        <w:pStyle w:val="SourceCode"/>
-      </w:pPr>
-      <w:r>
-        <w:rPr>
-          <w:rStyle w:val="VerbatimChar"/>
-        </w:rPr>
-        <w:t xml:space="preserve">#&gt; # A tibble: 6 × 8</w:t>
-      </w:r>
-      <w:r>
-        <w:br/>
-      </w:r>
-      <w:r>
-        <w:rPr>
-          <w:rStyle w:val="VerbatimChar"/>
-        </w:rPr>
-        <w:t xml:space="preserve">#&gt;   lambda.sim sample_size    Bias Mean_Est_SE Empirical_SE   RMSE Mean_CI_Width</w:t>
-      </w:r>
-      <w:r>
-        <w:br/>
-      </w:r>
-      <w:r>
-        <w:rPr>
-          <w:rStyle w:val="VerbatimChar"/>
-        </w:rPr>
-        <w:t xml:space="preserve">#&gt;        &lt;dbl&gt;       &lt;dbl&gt;   &lt;dbl&gt;       &lt;dbl&gt;        &lt;dbl&gt;  &lt;dbl&gt;         &lt;dbl&gt;</w:t>
-      </w:r>
-      <w:r>
-        <w:br/>
-      </w:r>
-      <w:r>
-        <w:rPr>
-          <w:rStyle w:val="VerbatimChar"/>
-        </w:rPr>
-        <w:t xml:space="preserve">#&gt; 1       0.05         100 0.00292     0.00906       0.0102 0.0103        0.0362</w:t>
-      </w:r>
-      <w:r>
-        <w:br/>
-      </w:r>
-      <w:r>
-        <w:rPr>
-          <w:rStyle w:val="VerbatimChar"/>
-        </w:rPr>
-        <w:t xml:space="preserve">#&gt; 2       0.1          100 0.00894     0.0144        0.0204 0.0218        0.0571</w:t>
-      </w:r>
-      <w:r>
-        <w:br/>
-      </w:r>
-      <w:r>
-        <w:rPr>
-          <w:rStyle w:val="VerbatimChar"/>
-        </w:rPr>
-        <w:t xml:space="preserve">#&gt; 3       0.15         100 0.0222      0.0199        0.0183 0.0285        0.0786</w:t>
-      </w:r>
-      <w:r>
-        <w:br/>
-      </w:r>
-      <w:r>
-        <w:rPr>
-          <w:rStyle w:val="VerbatimChar"/>
-        </w:rPr>
-        <w:t xml:space="preserve">#&gt; 4       0.2          100 0.0269      0.0243        0.0319 0.0411        0.0958</w:t>
-      </w:r>
-      <w:r>
-        <w:br/>
-      </w:r>
-      <w:r>
-        <w:rPr>
-          <w:rStyle w:val="VerbatimChar"/>
-        </w:rPr>
-        <w:t xml:space="preserve">#&gt; 5       0.5          100 0.0857      0.0568        0.0758 0.113         0.224 </w:t>
-      </w:r>
-      <w:r>
-        <w:br/>
-      </w:r>
-      <w:r>
-        <w:rPr>
-          <w:rStyle w:val="VerbatimChar"/>
-        </w:rPr>
-        <w:t xml:space="preserve">#&gt; 6       0.8          100 0.172       0.0989        0.115  0.205         0.390 </w:t>
-      </w:r>
-      <w:r>
-        <w:br/>
-      </w:r>
-      <w:r>
-        <w:rPr>
-          <w:rStyle w:val="VerbatimChar"/>
-        </w:rPr>
-        <w:t xml:space="preserve">#&gt; # ℹ 1 more variable: CI_Coverage &lt;dbl&gt;</w:t>
-      </w:r>
-    </w:p>
-    <w:p>
-      <w:r>
-        <w:pict>
-          <v:rect style="width:0;height:1.5pt" o:hralign="center" o:hrstd="t" o:hr="t"/>
-        </w:pict>
-      </w:r>
-    </w:p>
-    <w:p>
-      <w:pPr>
-        <w:pStyle w:val="FirstParagraph"/>
-      </w:pPr>
-      <w:r>
-        <w:t xml:space="preserve">We can graph the analysis results with an</w:t>
-      </w:r>
-      <w:r>
-        <w:t xml:space="preserve"> </w:t>
-      </w:r>
-      <w:r>
-        <w:rPr>
-          <w:rStyle w:val="VerbatimChar"/>
-        </w:rPr>
-        <w:t xml:space="preserve">autoplot()</w:t>
-      </w:r>
-      <w:r>
-        <w:t xml:space="preserve"> </w:t>
-      </w:r>
-      <w:r>
-        <w:t xml:space="preserve">method:</w:t>
-      </w:r>
-    </w:p>
-    <w:p>
-      <w:pPr>
-        <w:pStyle w:val="SourceCode"/>
-      </w:pPr>
-      <w:r>
-        <w:rPr>
-          <w:rStyle w:val="VerbatimChar"/>
-        </w:rPr>
-        <w:t xml:space="preserve">#&gt; `geom_line()`: Each group consists of only one observation.</w:t>
-      </w:r>
-      <w:r>
-        <w:br/>
-      </w:r>
-      <w:r>
-        <w:rPr>
-          <w:rStyle w:val="VerbatimChar"/>
-        </w:rPr>
-        <w:t xml:space="preserve">#&gt; ℹ Do you need to adjust the group aesthetic?</w:t>
-      </w:r>
-    </w:p>
-    <w:p>
-      <w:pPr>
-        <w:pStyle w:val="FirstParagraph"/>
+        <w:t xml:space="preserve">Setting</w:t>
+      </w:r>
+      <w:r>
+        <w:t xml:space="preserve"> </w:t>
+      </w:r>
+      <w:r>
+        <w:rPr>
+          <w:rStyle w:val="VerbatimChar"/>
+        </w:rPr>
+        <w:t xml:space="preserve">renew_params = TRUE</w:t>
+      </w:r>
+      <w:r>
+        <w:t xml:space="preserve"> </w:t>
+      </w:r>
+      <w:r>
+        <w:t xml:space="preserve">is more realistic,</w:t>
+      </w:r>
+      <w:r>
+        <w:t xml:space="preserve"> </w:t>
+      </w:r>
+      <w:r>
+        <w:t xml:space="preserve">but not is accounted for by the current method;</w:t>
+      </w:r>
+      <w:r>
+        <w:t xml:space="preserve"> </w:t>
+      </w:r>
+      <w:r>
+        <w:t xml:space="preserve">for population samples from populations with high incidence rates,</w:t>
+      </w:r>
+      <w:r>
+        <w:t xml:space="preserve"> </w:t>
+      </w:r>
+      <w:r>
+        <w:t xml:space="preserve">there may be bias:</w:t>
+      </w:r>
+    </w:p>
+    <w:p>
+      <w:pPr>
+        <w:pStyle w:val="BodyText"/>
       </w:pPr>
       <w:r>
         <w:drawing>
           <wp:inline>
             <wp:extent cx="5334000" cy="3809999"/>
             <wp:effectExtent b="0" l="0" r="0" t="0"/>
-            <wp:docPr descr="" title="" id="63" name="Picture"/>
+            <wp:docPr descr="" title="" id="64" name="Picture"/>
             <a:graphic>
               <a:graphicData uri="http://schemas.openxmlformats.org/drawingml/2006/picture">
                 <pic:pic>
                   <pic:nvPicPr>
-                    <pic:cNvPr descr="simulate_xsectionalData_files/figure-docx/unnamed-chunk-18-1.png" id="64" name="Picture"/>
+                    <pic:cNvPr descr="simulate_xsectionalData_files/figure-docx/graph_renew-1.png" id="65" name="Picture"/>
                     <pic:cNvPicPr>
                       <a:picLocks noChangeArrowheads="1" noChangeAspect="1"/>
                     </pic:cNvPicPr>
                   </pic:nvPicPr>
                   <pic:blipFill>
-                    <a:blip r:embed="rId62"/>
+                    <a:blip r:embed="rId63"/>
                     <a:stretch>
                       <a:fillRect/>
                     </a:stretch>
@@ -2650,115 +2928,8 @@
         </w:drawing>
       </w:r>
     </w:p>
-    <w:bookmarkEnd w:id="65"/>
-    <w:bookmarkStart w:id="69" w:name="effect-of-renew_params"/>
-    <w:p>
-      <w:pPr>
-        <w:pStyle w:val="Heading2"/>
-      </w:pPr>
-      <w:r>
-        <w:t xml:space="preserve">2.3 Effect of</w:t>
-      </w:r>
-      <w:r>
-        <w:t xml:space="preserve"> </w:t>
-      </w:r>
-      <w:r>
-        <w:rPr>
-          <w:rStyle w:val="VerbatimChar"/>
-        </w:rPr>
-        <w:t xml:space="preserve">renew_params</w:t>
-      </w:r>
-    </w:p>
-    <w:p>
-      <w:pPr>
-        <w:pStyle w:val="FirstParagraph"/>
-      </w:pPr>
-      <w:r>
-        <w:t xml:space="preserve">Setting</w:t>
-      </w:r>
-      <w:r>
-        <w:t xml:space="preserve"> </w:t>
-      </w:r>
-      <w:r>
-        <w:rPr>
-          <w:rStyle w:val="VerbatimChar"/>
-        </w:rPr>
-        <w:t xml:space="preserve">renew_params = TRUE</w:t>
-      </w:r>
-      <w:r>
-        <w:t xml:space="preserve"> </w:t>
-      </w:r>
-      <w:r>
-        <w:t xml:space="preserve">is more realistic,</w:t>
-      </w:r>
-      <w:r>
-        <w:t xml:space="preserve"> </w:t>
-      </w:r>
-      <w:r>
-        <w:t xml:space="preserve">but not is accounted for by the current method;</w:t>
-      </w:r>
-      <w:r>
-        <w:t xml:space="preserve"> </w:t>
-      </w:r>
-      <w:r>
-        <w:t xml:space="preserve">for population samples from populations with high incidence rates,</w:t>
-      </w:r>
-      <w:r>
-        <w:t xml:space="preserve"> </w:t>
-      </w:r>
-      <w:r>
-        <w:t xml:space="preserve">there may be bias:</w:t>
-      </w:r>
-    </w:p>
-    <w:p>
-      <w:pPr>
-        <w:pStyle w:val="BodyText"/>
-      </w:pPr>
-      <w:r>
-        <w:drawing>
-          <wp:inline>
-            <wp:extent cx="5334000" cy="3809999"/>
-            <wp:effectExtent b="0" l="0" r="0" t="0"/>
-            <wp:docPr descr="" title="" id="67" name="Picture"/>
-            <a:graphic>
-              <a:graphicData uri="http://schemas.openxmlformats.org/drawingml/2006/picture">
-                <pic:pic>
-                  <pic:nvPicPr>
-                    <pic:cNvPr descr="simulate_xsectionalData_files/figure-docx/graph_renew-1.png" id="68" name="Picture"/>
-                    <pic:cNvPicPr>
-                      <a:picLocks noChangeArrowheads="1" noChangeAspect="1"/>
-                    </pic:cNvPicPr>
-                  </pic:nvPicPr>
-                  <pic:blipFill>
-                    <a:blip r:embed="rId66"/>
-                    <a:stretch>
-                      <a:fillRect/>
-                    </a:stretch>
-                  </pic:blipFill>
-                  <pic:spPr bwMode="auto">
-                    <a:xfrm>
-                      <a:off x="0" y="0"/>
-                      <a:ext cx="5334000" cy="3809999"/>
-                    </a:xfrm>
-                    <a:prstGeom prst="rect">
-                      <a:avLst/>
-                    </a:prstGeom>
-                    <a:noFill/>
-                    <a:ln w="9525">
-                      <a:noFill/>
-                      <a:headEnd/>
-                      <a:tailEnd/>
-                    </a:ln>
-                  </pic:spPr>
-                </pic:pic>
-              </a:graphicData>
-            </a:graphic>
-          </wp:inline>
-        </w:drawing>
-      </w:r>
-    </w:p>
-    <w:bookmarkEnd w:id="69"/>
-    <w:bookmarkEnd w:id="70"/>
+    <w:bookmarkEnd w:id="66"/>
+    <w:bookmarkEnd w:id="67"/>
     <w:sectPr>
       <w:footnotePr>
         <w:numRestart w:val="eachSect"/>
